--- a/manuscript/Bioinformatics_Main_Final_CN.docx
+++ b/manuscript/Bioinformatics_Main_Final_CN.docx
@@ -42,7 +42,7 @@
         <w:t>结果：</w:t>
       </w:r>
       <w:r>
-        <w:t xml:space="preserve"> 本文在冻结的MMseqs2同源冷划分（30%一致性，16,838对）上评估BioCandidateRanker的log10(kcat)预测。从头训练蛋白质编码器时，Morgan指纹MLP几乎匹配多模态模型（RMSE 1.4756 vs. 1.4699）。使用冻结ESM-2后，三个种子的平均RMSE依次为：仅蛋白质1.5025、蛋白质＋底物1.4454、完整模型1.3916。同一划分上重新训练的UniKP达到RMSE 1.4093。这些模态比较是在已观察过的内部测试集上进行的事后诊断。模型向EnzEngDB适应度排序（Spearman 0.071）和IMDH景观（Spearman −0.166）的零样本迁移较差。</w:t>
+        <w:t xml:space="preserve"> 本文在冻结的MMseqs2同源冷划分（30%一致性，16,838对）上评估BioCandidateRanker的log10(kcat)预测。从头训练蛋白质编码器时，Morgan指纹MLP几乎匹配多模态模型（RMSE 1.4756 vs. 1.4699）。使用冻结ESM-2后，三个种子的平均RMSE依次为：仅蛋白质1.5025、蛋白质＋底物1.4454、完整模型1.3916。同一划分上重新训练的现代预测器达到RMSE 1.4093（UniKP）、1.3893（CatPred）和1.3876（CataPro）；家族配对bootstrap区间对所有RMSE差值均跨零。这些模态比较是在已观察过的内部测试集上进行的事后诊断。模型向EnzEngDB适应度排序（Spearman 0.071）和IMDH景观（Spearman −0.166）的零样本迁移较差。</w:t>
       </w:r>
     </w:p>
     <w:p>
@@ -108,7 +108,7 @@
     </w:p>
     <w:p>
       <w:r>
-        <w:t>本文贡献为：(1) 在冻结同源冷划分上评估预训练蛋白质表征和模态事后对照；(2) 在同一划分上比较重新训练的UniKP与DLKcat；(3) 表征kcat预测向工程适应度排序迁移不佳的现象。</w:t>
+        <w:t>本文贡献为：(1) 在冻结同源冷划分上评估预训练蛋白质表征和模态事后对照；(2) 在同一划分上比较重新训练的UniKP、DLKcat、CataPro与CatPred；(3) 表征kcat预测向工程适应度排序迁移不佳的现象。</w:t>
       </w:r>
     </w:p>
     <w:p/>
@@ -244,7 +244,7 @@
     </w:p>
     <w:p>
       <w:r>
-        <w:t>(1) 训练集均值预测器。(2) 氨基酸组成MLP（20维，128→64，40轮）。(3) Morgan半径-2 2048位指纹MLP（Rogers and Hahn, 2010；相同架构）。(4) 两种特征集的岭回归变体（alpha从{0.1, 1, 10, 100}在验证集上选择）。(5) 具有相同编码器和训练预算的晚拼接多模态模型，代表常见的早融合vs晚融合比较（Baltrušaitis et al., 2019）。(6) DLKcat（Li et al., 2022）在GPL-3.0-only下于IMDH景观上评估。</w:t>
+        <w:t>(1) 训练集均值预测器。(2) 氨基酸组成MLP（20维，128→64，40轮）。(3) Morgan半径-2 2048位指纹MLP（Rogers and Hahn, 2010；相同架构）。(4) 两种特征集的岭回归变体（alpha从{0.1, 1, 10, 100}在验证集上选择）。(5) 具有相同编码器和训练预算的晚拼接多模态模型，代表常见的早融合vs晚融合比较（Baltrušaitis et al., 2019）。(6) DLKcat（Li et al., 2022）在GPL-3.0-only下于IMDH景观上评估。(7) 按已发表设置在冻结训练划分上重新训练的已发表预测器：UniKP（Yu et al., 2023；冻结SMILES-transformer与ProtT5特征加ExtraTrees回归器）、DLKcat（Li et al., 2022；固定上游提交与已发表超参数）、CataPro（Wang et al., 2025；缓存ProtT5与MolT5特征上的官方预测头与默认优化器，以固定验证集早停替代官方十折方案）、CatPred（Boorla and Maranas, 2025；适配管线——非标准残基映射至零嵌入、内存映射特征缓存、独立成员种子修订——围绕冻结的650M参数ESM-2特征与官方集成推理；非上游训练的逐位复现）。模型间差异采用探索性家族配对bootstrap评估：对测试划分的219个MMseqs家族有放回重采样5,000次（种子20260918），同一重采样权重施加于所有模型与种子，逐种子指标取均值，种子不作为独立样本。未做多重比较校正，区间仅反映家族重采样不确定性，不含重训、重划分或数据偏移不确定性。</w:t>
       </w:r>
     </w:p>
     <w:p>
@@ -964,6 +964,114 @@
           </w:p>
         </w:tc>
       </w:tr>
+      <w:tr>
+        <w:tc>
+          <w:tcPr>
+            <w:tcW w:type="dxa" w:w="2160"/>
+          </w:tcPr>
+          <w:p>
+            <w:r>
+              <w:rPr>
+                <w:sz w:val="18"/>
+              </w:rPr>
+              <w:t>CataPro Mode B（重新训练）</w:t>
+            </w:r>
+          </w:p>
+        </w:tc>
+        <w:tc>
+          <w:tcPr>
+            <w:tcW w:type="dxa" w:w="2160"/>
+          </w:tcPr>
+          <w:p>
+            <w:r>
+              <w:rPr>
+                <w:sz w:val="18"/>
+              </w:rPr>
+              <w:t>1.3876 ± 0.0195</w:t>
+            </w:r>
+          </w:p>
+        </w:tc>
+        <w:tc>
+          <w:tcPr>
+            <w:tcW w:type="dxa" w:w="2160"/>
+          </w:tcPr>
+          <w:p>
+            <w:r>
+              <w:rPr>
+                <w:sz w:val="18"/>
+              </w:rPr>
+              <w:t>1.0650 ± 0.0105</w:t>
+            </w:r>
+          </w:p>
+        </w:tc>
+        <w:tc>
+          <w:tcPr>
+            <w:tcW w:type="dxa" w:w="2160"/>
+          </w:tcPr>
+          <w:p>
+            <w:r>
+              <w:rPr>
+                <w:sz w:val="18"/>
+              </w:rPr>
+              <w:t>0.4320 ± 0.0004</w:t>
+            </w:r>
+          </w:p>
+        </w:tc>
+      </w:tr>
+      <w:tr>
+        <w:tc>
+          <w:tcPr>
+            <w:tcW w:type="dxa" w:w="2160"/>
+          </w:tcPr>
+          <w:p>
+            <w:r>
+              <w:rPr>
+                <w:sz w:val="18"/>
+              </w:rPr>
+              <w:t>CatPred Mode B（重新训练，适配版）</w:t>
+            </w:r>
+          </w:p>
+        </w:tc>
+        <w:tc>
+          <w:tcPr>
+            <w:tcW w:type="dxa" w:w="2160"/>
+          </w:tcPr>
+          <w:p>
+            <w:r>
+              <w:rPr>
+                <w:sz w:val="18"/>
+              </w:rPr>
+              <w:t>1.3893 ± 0.0175</w:t>
+            </w:r>
+          </w:p>
+        </w:tc>
+        <w:tc>
+          <w:tcPr>
+            <w:tcW w:type="dxa" w:w="2160"/>
+          </w:tcPr>
+          <w:p>
+            <w:r>
+              <w:rPr>
+                <w:sz w:val="18"/>
+              </w:rPr>
+              <w:t>1.0744 ± 0.0144</w:t>
+            </w:r>
+          </w:p>
+        </w:tc>
+        <w:tc>
+          <w:tcPr>
+            <w:tcW w:type="dxa" w:w="2160"/>
+          </w:tcPr>
+          <w:p>
+            <w:r>
+              <w:rPr>
+                <w:sz w:val="18"/>
+              </w:rPr>
+              <w:t>0.3897 ± 0.0279</w:t>
+            </w:r>
+          </w:p>
+        </w:tc>
+      </w:tr>
     </w:tbl>
     <w:p>
       <w:r>
@@ -972,7 +1080,7 @@
     </w:p>
     <w:p>
       <w:r>
-        <w:t>UniKP与DLKcat在冻结训练集上按已发表超参数各重新训练三个种子；DLKcat的RMSE为1.7138 ± 0.1415、Pearson为0.1463 ± 0.0764。已发表检查点因测试序列与其训练集重叠而未纳入公平比较。ESM-2模态对照是在该内部测试结果已被观察后加入的，因此属于诊断，不能视作融合收益的独立确认。</w:t>
+        <w:t>Mode B预测器在冻结训练集上按已发表设置重新训练。已发表检查点因测试序列与其训练集重叠而未纳入公平比较。两个2025年框架CataPro与CatPred的平均RMSE数值更低，CataPro的Pearson数值更高（0.4320 ± 0.0004）。CatPred的特征来自650M参数ESM-2，而本文评估的编码器为8M参数，该比较跨越了不等的表征容量。探索性家族配对bootstrap（见方法）对所有比较的RMSE差值95%区间均跨零：对CatPred为+0.0023 [−0.0555, +0.0634]（历史实现），对CataPro为+0.0080 [−0.0731, +0.0967]（当前代码回放历史权重），对UniKP为−0.0137 [−0.0717, +0.0511]。对任何现代基线均未确立优越性，也未确立等效性。ESM-2模态对照是在该内部测试结果已被观察后加入的，因此属于诊断，不能视作融合收益的独立确认。</w:t>
       </w:r>
     </w:p>
     <w:p>
@@ -1074,21 +1182,8 @@
       </w:r>
     </w:p>
     <w:p>
-      <w:pPr>
-        <w:pStyle w:val="Heading2"/>
-      </w:pPr>
-      <w:r>
-        <w:t>4.2 端点不可迁移性差距</w:t>
-      </w:r>
-    </w:p>
-    <w:p>
-      <w:r>
-        <w:t>外部评估失败约束了kcat预测模型的实际效用。EnzEngDB适应度值（Long et al., 2026）反映活动特定工程目标（表达、稳定性、工艺条件下活性），不可还原为kcat。IMDH景观（Lunzer et al., 2005）测量特定辅因子结合上下文中突变的相对适应度效应，其中排序取决于Km和kcat/Km权衡，仅kcat预测器无法捕获。</w:t>
-      </w:r>
-    </w:p>
-    <w:p>
-      <w:r>
-        <w:t>这一差距表明候选排序应用需要：(a) 多目标预测（kcat、Km、表达、稳定性）配合任务特定排序头，或(b) 从活动特定训练数据直接预测适应度，如蛋白质适应度景观方法所探索（Starr and Thornton, 2016; Hie et al., 2022; Starr and Thornton, 2016）。以当前公共数据的规模和来源质量，两者均无法实现独立验证。</w:t>
+      <w:r>
+        <w:t>同样的纪律也改变了应如何解读已发表预测器。在随机划分下，其报告的优势部分来自序列同源泄漏——曾报告为最优的DLKcat在同源冷划分下崩塌，而2022–2025年的框架则聚集在彼此约0.02 RMSE之内，也与本模型相当。因此，泄漏划分上的排名应视为上界参照；可复现的事实是冷划分下的平手，而非排行榜位置。</w:t>
       </w:r>
     </w:p>
     <w:p>
@@ -1096,12 +1191,30 @@
         <w:pStyle w:val="Heading2"/>
       </w:pPr>
       <w:r>
-        <w:t>4.3 局限性</w:t>
+        <w:t>4.2 端点不可迁移性差距</w:t>
       </w:r>
     </w:p>
     <w:p>
       <w:r>
-        <w:t>ESM-2实验使用最小变体（t6，8M参数，6层），受GPU内存约束（8 GB）。另有一个t12模型完成训练但未做测试评估；更大变体也未评估。512残基截断影响少数长酶。开发语料库缺乏记录级引用，无法审计与现有预测器训练数据的重叠——聚合动力学数据库的已知局限（Schomburg et al., 2004; Kroll et al., 2023）。前瞻性独立基准（192/300条记录，25/30个家族）仍未完成；未对该池生成模型预测。</w:t>
+        <w:t>外部评估失败约束了kcat预测模型的实际效用。EnzEngDB适应度值（Long et al., 2026）反映活动特定工程目标（表达、稳定性、工艺条件下活性），不可还原为kcat。IMDH景观（Lunzer et al., 2005）测量特定辅因子结合上下文中突变的相对适应度效应，其中排序取决于Km和kcat/Km权衡，仅kcat预测器无法捕获。</w:t>
+      </w:r>
+    </w:p>
+    <w:p>
+      <w:r>
+        <w:t>这一差距表明候选排序应用需要：(a) 多目标预测（kcat、Km、表达、稳定性）配合任务特定排序头，或(b) 从活动特定训练数据直接预测适应度，如蛋白质适应度景观方法所探索（Starr and Thornton, 2016; Hie et al., 2022; Starr and Thornton, 2016）。以当前公共数据的规模和来源质量，两者均无法实现独立验证。</w:t>
+      </w:r>
+    </w:p>
+    <w:p>
+      <w:pPr>
+        <w:pStyle w:val="Heading2"/>
+      </w:pPr>
+      <w:r>
+        <w:t>4.3 局限性</w:t>
+      </w:r>
+    </w:p>
+    <w:p>
+      <w:r>
+        <w:t>ESM-2实验使用最小变体（t6，8M参数，6层），受GPU内存约束（8 GB）；CatPred的650M参数ESM-2特征意味着本架构的容量前沿未经测试。另有一个t12模型完成训练但未做测试评估；更大变体也未评估。CatPred结果来自适配管线，非上游运行的逐位复现。配对bootstrap区间为探索性分析，未做多重比较校正。512残基截断影响少数长酶。开发语料库缺乏记录级引用，无法审计与现有预测器训练数据的重叠——聚合动力学数据库的已知局限（Schomburg et al., 2004; Kroll et al., 2023）。前瞻性独立基准（209/300条记录，28/30个家族）仍未完成；未对该池生成模型预测。</w:t>
       </w:r>
     </w:p>
     <w:p>
@@ -1128,7 +1241,7 @@
     </w:p>
     <w:p>
       <w:r>
-        <w:t>冻结同源冷测试表明，预训练蛋白质表征改善本模型的预测。ESM-2事后模态对照显示，加入底物和反应上下文后内部误差依次降低；完整模型与重新训练的UniKP表现接近。内部预测增益尚未证明工程候选排序效用：在已测试的两个排序端点上迁移较差。提出更广泛的泛化主张前，仍需独立的同终点kcat验证。</w:t>
+        <w:t>冻结同源冷测试表明，预训练蛋白质表征改善本模型的预测。ESM-2事后模态对照显示，加入底物和反应上下文后内部误差依次降低；完整模型与重新训练的现代基线（UniKP、CataPro、CatPred）统计上不可区分。内部预测增益尚未证明工程候选排序效用：在已测试的两个排序端点上迁移较差。提出更广泛的泛化主张前，仍需独立的同终点kcat验证。</w:t>
       </w:r>
     </w:p>
     <w:p/>
@@ -1894,6 +2007,29 @@
       </w:r>
       <w:r>
         <w:t>. Springer.</w:t>
+      </w:r>
+    </w:p>
+    <w:p>
+      <w:r>
+        <w:t xml:space="preserve">Wang,Z., Xie,D. et al. (2025) Robust enzyme discovery and engineering with deep learning using CataPro. </w:t>
+      </w:r>
+      <w:r>
+        <w:rPr>
+          <w:i/>
+        </w:rPr>
+        <w:t>Nat. Commun.</w:t>
+      </w:r>
+      <w:r>
+        <w:t xml:space="preserve">, </w:t>
+      </w:r>
+      <w:r>
+        <w:rPr>
+          <w:b/>
+        </w:rPr>
+        <w:t>16</w:t>
+      </w:r>
+      <w:r>
+        <w:t>. DOI: 10.1038/s41467-025-58038-4.</w:t>
       </w:r>
     </w:p>
     <w:p>
